--- a/documento inicial-IS.docx
+++ b/documento inicial-IS.docx
@@ -52,7 +52,7 @@
     </w:p>
     <w:p>
       <w:pPr>
-        <w:pStyle w:val="ListParagraph"/>
+        <w:pStyle w:val="Prrafodelista"/>
         <w:numPr>
           <w:ilvl w:val="0"/>
           <w:numId w:val="3"/>
@@ -100,7 +100,7 @@
     </w:p>
     <w:p>
       <w:pPr>
-        <w:pStyle w:val="ListParagraph"/>
+        <w:pStyle w:val="Prrafodelista"/>
         <w:numPr>
           <w:ilvl w:val="0"/>
           <w:numId w:val="3"/>
@@ -115,7 +115,7 @@
     </w:p>
     <w:p>
       <w:pPr>
-        <w:pStyle w:val="ListParagraph"/>
+        <w:pStyle w:val="Prrafodelista"/>
         <w:numPr>
           <w:ilvl w:val="0"/>
           <w:numId w:val="3"/>
@@ -761,7 +761,7 @@
     </w:p>
     <w:p>
       <w:pPr>
-        <w:pStyle w:val="ListParagraph"/>
+        <w:pStyle w:val="Prrafodelista"/>
         <w:numPr>
           <w:ilvl w:val="0"/>
           <w:numId w:val="3"/>
@@ -800,7 +800,7 @@
     </w:p>
     <w:p>
       <w:pPr>
-        <w:pStyle w:val="ListParagraph"/>
+        <w:pStyle w:val="Prrafodelista"/>
         <w:numPr>
           <w:ilvl w:val="0"/>
           <w:numId w:val="3"/>
@@ -827,7 +827,7 @@
     </w:p>
     <w:p>
       <w:pPr>
-        <w:pStyle w:val="ListParagraph"/>
+        <w:pStyle w:val="Prrafodelista"/>
         <w:numPr>
           <w:ilvl w:val="0"/>
           <w:numId w:val="3"/>
@@ -894,7 +894,7 @@
     </w:p>
     <w:p>
       <w:pPr>
-        <w:pStyle w:val="ListParagraph"/>
+        <w:pStyle w:val="Prrafodelista"/>
         <w:numPr>
           <w:ilvl w:val="0"/>
           <w:numId w:val="3"/>
@@ -948,7 +948,7 @@
     </w:p>
     <w:p>
       <w:pPr>
-        <w:pStyle w:val="ListParagraph"/>
+        <w:pStyle w:val="Prrafodelista"/>
         <w:numPr>
           <w:ilvl w:val="0"/>
           <w:numId w:val="3"/>
@@ -1783,11 +1783,11 @@
     <w:qFormat/>
     <w:rsid w:val="0063368E"/>
   </w:style>
-  <w:style w:type="paragraph" w:styleId="Heading1">
-    <w:name w:val="Heading 1"/>
+  <w:style w:type="paragraph" w:styleId="Ttulo1">
+    <w:name w:val="heading 1"/>
     <w:basedOn w:val="Normal"/>
     <w:next w:val="Normal"/>
-    <w:link w:val="Heading1Char"/>
+    <w:link w:val="Ttulo1Car"/>
     <w:uiPriority w:val="9"/>
     <w:qFormat/>
     <w:rsid w:val="00F012D9"/>
@@ -1804,11 +1804,11 @@
       <w:szCs w:val="40"/>
     </w:rPr>
   </w:style>
-  <w:style w:type="paragraph" w:styleId="Heading2">
-    <w:name w:val="Heading 2"/>
+  <w:style w:type="paragraph" w:styleId="Ttulo2">
+    <w:name w:val="heading 2"/>
     <w:basedOn w:val="Normal"/>
     <w:next w:val="Normal"/>
-    <w:link w:val="Heading2Char"/>
+    <w:link w:val="Ttulo2Car"/>
     <w:uiPriority w:val="9"/>
     <w:semiHidden/>
     <w:unhideWhenUsed/>
@@ -1827,11 +1827,11 @@
       <w:szCs w:val="32"/>
     </w:rPr>
   </w:style>
-  <w:style w:type="paragraph" w:styleId="Heading3">
-    <w:name w:val="Heading 3"/>
+  <w:style w:type="paragraph" w:styleId="Ttulo3">
+    <w:name w:val="heading 3"/>
     <w:basedOn w:val="Normal"/>
     <w:next w:val="Normal"/>
-    <w:link w:val="Heading3Char"/>
+    <w:link w:val="Ttulo3Car"/>
     <w:uiPriority w:val="9"/>
     <w:semiHidden/>
     <w:unhideWhenUsed/>
@@ -1850,11 +1850,11 @@
       <w:szCs w:val="28"/>
     </w:rPr>
   </w:style>
-  <w:style w:type="paragraph" w:styleId="Heading4">
-    <w:name w:val="Heading 4"/>
+  <w:style w:type="paragraph" w:styleId="Ttulo4">
+    <w:name w:val="heading 4"/>
     <w:basedOn w:val="Normal"/>
     <w:next w:val="Normal"/>
-    <w:link w:val="Heading4Char"/>
+    <w:link w:val="Ttulo4Car"/>
     <w:uiPriority w:val="9"/>
     <w:semiHidden/>
     <w:unhideWhenUsed/>
@@ -1873,11 +1873,11 @@
       <w:color w:val="0F4761" w:themeColor="accent1" w:themeShade="BF"/>
     </w:rPr>
   </w:style>
-  <w:style w:type="paragraph" w:styleId="Heading5">
-    <w:name w:val="Heading 5"/>
+  <w:style w:type="paragraph" w:styleId="Ttulo5">
+    <w:name w:val="heading 5"/>
     <w:basedOn w:val="Normal"/>
     <w:next w:val="Normal"/>
-    <w:link w:val="Heading5Char"/>
+    <w:link w:val="Ttulo5Car"/>
     <w:uiPriority w:val="9"/>
     <w:semiHidden/>
     <w:unhideWhenUsed/>
@@ -1894,11 +1894,11 @@
       <w:color w:val="0F4761" w:themeColor="accent1" w:themeShade="BF"/>
     </w:rPr>
   </w:style>
-  <w:style w:type="paragraph" w:styleId="Heading6">
-    <w:name w:val="Heading 6"/>
+  <w:style w:type="paragraph" w:styleId="Ttulo6">
+    <w:name w:val="heading 6"/>
     <w:basedOn w:val="Normal"/>
     <w:next w:val="Normal"/>
-    <w:link w:val="Heading6Char"/>
+    <w:link w:val="Ttulo6Car"/>
     <w:uiPriority w:val="9"/>
     <w:semiHidden/>
     <w:unhideWhenUsed/>
@@ -1917,11 +1917,11 @@
       <w:color w:val="595959" w:themeColor="text1" w:themeTint="A6"/>
     </w:rPr>
   </w:style>
-  <w:style w:type="paragraph" w:styleId="Heading7">
-    <w:name w:val="Heading 7"/>
+  <w:style w:type="paragraph" w:styleId="Ttulo7">
+    <w:name w:val="heading 7"/>
     <w:basedOn w:val="Normal"/>
     <w:next w:val="Normal"/>
-    <w:link w:val="Heading7Char"/>
+    <w:link w:val="Ttulo7Car"/>
     <w:uiPriority w:val="9"/>
     <w:semiHidden/>
     <w:unhideWhenUsed/>
@@ -1938,11 +1938,11 @@
       <w:color w:val="595959" w:themeColor="text1" w:themeTint="A6"/>
     </w:rPr>
   </w:style>
-  <w:style w:type="paragraph" w:styleId="Heading8">
-    <w:name w:val="Heading 8"/>
+  <w:style w:type="paragraph" w:styleId="Ttulo8">
+    <w:name w:val="heading 8"/>
     <w:basedOn w:val="Normal"/>
     <w:next w:val="Normal"/>
-    <w:link w:val="Heading8Char"/>
+    <w:link w:val="Ttulo8Car"/>
     <w:uiPriority w:val="9"/>
     <w:semiHidden/>
     <w:unhideWhenUsed/>
@@ -1961,11 +1961,11 @@
       <w:color w:val="272727" w:themeColor="text1" w:themeTint="D8"/>
     </w:rPr>
   </w:style>
-  <w:style w:type="paragraph" w:styleId="Heading9">
-    <w:name w:val="Heading 9"/>
+  <w:style w:type="paragraph" w:styleId="Ttulo9">
+    <w:name w:val="heading 9"/>
     <w:basedOn w:val="Normal"/>
     <w:next w:val="Normal"/>
-    <w:link w:val="Heading9Char"/>
+    <w:link w:val="Ttulo9Car"/>
     <w:uiPriority w:val="9"/>
     <w:semiHidden/>
     <w:unhideWhenUsed/>
@@ -1982,13 +1982,34 @@
       <w:color w:val="272727" w:themeColor="text1" w:themeTint="D8"/>
     </w:rPr>
   </w:style>
-  <w:style w:type="character" w:default="1" w:styleId="DefaultParagraphFont">
+  <w:style w:type="character" w:default="1" w:styleId="Fuentedeprrafopredeter">
     <w:name w:val="Default Paragraph Font"/>
     <w:uiPriority w:val="1"/>
     <w:semiHidden/>
     <w:unhideWhenUsed/>
   </w:style>
-  <w:style w:type="table" w:default="1" w:styleId="TableNormal">
+  <w:style w:type="table" w:default="1" w:styleId="Tablanormal">
+    <w:name w:val="Normal Table"/>
+    <w:uiPriority w:val="99"/>
+    <w:semiHidden/>
+    <w:unhideWhenUsed/>
+    <w:tblPr>
+      <w:tblInd w:w="0" w:type="dxa"/>
+      <w:tblCellMar>
+        <w:top w:w="0" w:type="dxa"/>
+        <w:left w:w="108" w:type="dxa"/>
+        <w:bottom w:w="0" w:type="dxa"/>
+        <w:right w:w="108" w:type="dxa"/>
+      </w:tblCellMar>
+    </w:tblPr>
+  </w:style>
+  <w:style w:type="numbering" w:default="1" w:styleId="Sinlista">
+    <w:name w:val="No List"/>
+    <w:uiPriority w:val="99"/>
+    <w:semiHidden/>
+    <w:unhideWhenUsed/>
+  </w:style>
+  <w:style w:type="table" w:customStyle="1" w:styleId="TableNormal">
     <w:name w:val="Table Normal"/>
     <w:uiPriority w:val="99"/>
     <w:semiHidden/>
@@ -2003,16 +2024,10 @@
       </w:tblCellMar>
     </w:tblPr>
   </w:style>
-  <w:style w:type="numbering" w:default="1" w:styleId="NoList">
-    <w:name w:val="No List"/>
-    <w:uiPriority w:val="99"/>
-    <w:semiHidden/>
-    <w:unhideWhenUsed/>
-  </w:style>
-  <w:style w:type="character" w:customStyle="1" w:styleId="Heading1Char">
-    <w:name w:val="Heading 1 Char"/>
-    <w:basedOn w:val="DefaultParagraphFont"/>
-    <w:link w:val="Heading1"/>
+  <w:style w:type="character" w:customStyle="1" w:styleId="Ttulo1Car">
+    <w:name w:val="Título 1 Car"/>
+    <w:basedOn w:val="Fuentedeprrafopredeter"/>
+    <w:link w:val="Ttulo1"/>
     <w:uiPriority w:val="9"/>
     <w:rsid w:val="00F012D9"/>
     <w:rPr>
@@ -2022,10 +2037,10 @@
       <w:szCs w:val="40"/>
     </w:rPr>
   </w:style>
-  <w:style w:type="character" w:customStyle="1" w:styleId="Heading2Char">
-    <w:name w:val="Heading 2 Char"/>
-    <w:basedOn w:val="DefaultParagraphFont"/>
-    <w:link w:val="Heading2"/>
+  <w:style w:type="character" w:customStyle="1" w:styleId="Ttulo2Car">
+    <w:name w:val="Título 2 Car"/>
+    <w:basedOn w:val="Fuentedeprrafopredeter"/>
+    <w:link w:val="Ttulo2"/>
     <w:uiPriority w:val="9"/>
     <w:semiHidden/>
     <w:rsid w:val="00F012D9"/>
@@ -2036,10 +2051,10 @@
       <w:szCs w:val="32"/>
     </w:rPr>
   </w:style>
-  <w:style w:type="character" w:customStyle="1" w:styleId="Heading3Char">
-    <w:name w:val="Heading 3 Char"/>
-    <w:basedOn w:val="DefaultParagraphFont"/>
-    <w:link w:val="Heading3"/>
+  <w:style w:type="character" w:customStyle="1" w:styleId="Ttulo3Car">
+    <w:name w:val="Título 3 Car"/>
+    <w:basedOn w:val="Fuentedeprrafopredeter"/>
+    <w:link w:val="Ttulo3"/>
     <w:uiPriority w:val="9"/>
     <w:semiHidden/>
     <w:rsid w:val="00F012D9"/>
@@ -2050,10 +2065,10 @@
       <w:szCs w:val="28"/>
     </w:rPr>
   </w:style>
-  <w:style w:type="character" w:customStyle="1" w:styleId="Heading4Char">
-    <w:name w:val="Heading 4 Char"/>
-    <w:basedOn w:val="DefaultParagraphFont"/>
-    <w:link w:val="Heading4"/>
+  <w:style w:type="character" w:customStyle="1" w:styleId="Ttulo4Car">
+    <w:name w:val="Título 4 Car"/>
+    <w:basedOn w:val="Fuentedeprrafopredeter"/>
+    <w:link w:val="Ttulo4"/>
     <w:uiPriority w:val="9"/>
     <w:semiHidden/>
     <w:rsid w:val="00F012D9"/>
@@ -2064,10 +2079,10 @@
       <w:color w:val="0F4761" w:themeColor="accent1" w:themeShade="BF"/>
     </w:rPr>
   </w:style>
-  <w:style w:type="character" w:customStyle="1" w:styleId="Heading5Char">
-    <w:name w:val="Heading 5 Char"/>
-    <w:basedOn w:val="DefaultParagraphFont"/>
-    <w:link w:val="Heading5"/>
+  <w:style w:type="character" w:customStyle="1" w:styleId="Ttulo5Car">
+    <w:name w:val="Título 5 Car"/>
+    <w:basedOn w:val="Fuentedeprrafopredeter"/>
+    <w:link w:val="Ttulo5"/>
     <w:uiPriority w:val="9"/>
     <w:semiHidden/>
     <w:rsid w:val="00F012D9"/>
@@ -2076,10 +2091,10 @@
       <w:color w:val="0F4761" w:themeColor="accent1" w:themeShade="BF"/>
     </w:rPr>
   </w:style>
-  <w:style w:type="character" w:customStyle="1" w:styleId="Heading6Char">
-    <w:name w:val="Heading 6 Char"/>
-    <w:basedOn w:val="DefaultParagraphFont"/>
-    <w:link w:val="Heading6"/>
+  <w:style w:type="character" w:customStyle="1" w:styleId="Ttulo6Car">
+    <w:name w:val="Título 6 Car"/>
+    <w:basedOn w:val="Fuentedeprrafopredeter"/>
+    <w:link w:val="Ttulo6"/>
     <w:uiPriority w:val="9"/>
     <w:semiHidden/>
     <w:rsid w:val="00F012D9"/>
@@ -2090,10 +2105,10 @@
       <w:color w:val="595959" w:themeColor="text1" w:themeTint="A6"/>
     </w:rPr>
   </w:style>
-  <w:style w:type="character" w:customStyle="1" w:styleId="Heading7Char">
-    <w:name w:val="Heading 7 Char"/>
-    <w:basedOn w:val="DefaultParagraphFont"/>
-    <w:link w:val="Heading7"/>
+  <w:style w:type="character" w:customStyle="1" w:styleId="Ttulo7Car">
+    <w:name w:val="Título 7 Car"/>
+    <w:basedOn w:val="Fuentedeprrafopredeter"/>
+    <w:link w:val="Ttulo7"/>
     <w:uiPriority w:val="9"/>
     <w:semiHidden/>
     <w:rsid w:val="00F012D9"/>
@@ -2102,10 +2117,10 @@
       <w:color w:val="595959" w:themeColor="text1" w:themeTint="A6"/>
     </w:rPr>
   </w:style>
-  <w:style w:type="character" w:customStyle="1" w:styleId="Heading8Char">
-    <w:name w:val="Heading 8 Char"/>
-    <w:basedOn w:val="DefaultParagraphFont"/>
-    <w:link w:val="Heading8"/>
+  <w:style w:type="character" w:customStyle="1" w:styleId="Ttulo8Car">
+    <w:name w:val="Título 8 Car"/>
+    <w:basedOn w:val="Fuentedeprrafopredeter"/>
+    <w:link w:val="Ttulo8"/>
     <w:uiPriority w:val="9"/>
     <w:semiHidden/>
     <w:rsid w:val="00F012D9"/>
@@ -2116,10 +2131,10 @@
       <w:color w:val="272727" w:themeColor="text1" w:themeTint="D8"/>
     </w:rPr>
   </w:style>
-  <w:style w:type="character" w:customStyle="1" w:styleId="Heading9Char">
-    <w:name w:val="Heading 9 Char"/>
-    <w:basedOn w:val="DefaultParagraphFont"/>
-    <w:link w:val="Heading9"/>
+  <w:style w:type="character" w:customStyle="1" w:styleId="Ttulo9Car">
+    <w:name w:val="Título 9 Car"/>
+    <w:basedOn w:val="Fuentedeprrafopredeter"/>
+    <w:link w:val="Ttulo9"/>
     <w:uiPriority w:val="9"/>
     <w:semiHidden/>
     <w:rsid w:val="00F012D9"/>
@@ -2128,7 +2143,7 @@
       <w:color w:val="272727" w:themeColor="text1" w:themeTint="D8"/>
     </w:rPr>
   </w:style>
-  <w:style w:type="paragraph" w:styleId="ListParagraph">
+  <w:style w:type="paragraph" w:styleId="Prrafodelista">
     <w:name w:val="List Paragraph"/>
     <w:basedOn w:val="Normal"/>
     <w:uiPriority w:val="34"/>
@@ -2139,9 +2154,9 @@
       <w:contextualSpacing/>
     </w:pPr>
   </w:style>
-  <w:style w:type="character" w:styleId="IntenseEmphasis">
+  <w:style w:type="character" w:styleId="nfasisintenso">
     <w:name w:val="Intense Emphasis"/>
-    <w:basedOn w:val="DefaultParagraphFont"/>
+    <w:basedOn w:val="Fuentedeprrafopredeter"/>
     <w:uiPriority w:val="21"/>
     <w:qFormat/>
     <w:rsid w:val="00F012D9"/>
@@ -2151,9 +2166,9 @@
       <w:color w:val="0F4761" w:themeColor="accent1" w:themeShade="BF"/>
     </w:rPr>
   </w:style>
-  <w:style w:type="character" w:styleId="IntenseReference">
+  <w:style w:type="character" w:styleId="Referenciaintensa">
     <w:name w:val="Intense Reference"/>
-    <w:basedOn w:val="DefaultParagraphFont"/>
+    <w:basedOn w:val="Fuentedeprrafopredeter"/>
     <w:uiPriority w:val="32"/>
     <w:qFormat/>
     <w:rsid w:val="00F012D9"/>
@@ -2484,68 +2499,6 @@
 </file>
 
 <file path=customXml/item1.xml><?xml version="1.0" encoding="utf-8"?>
-<p:properties xmlns:p="http://schemas.microsoft.com/office/2006/metadata/properties" xmlns:xsi="http://www.w3.org/2001/XMLSchema-instance" xmlns:pc="http://schemas.microsoft.com/office/infopath/2007/PartnerControls">
-  <documentManagement>
-    <TeamsChannelId xmlns="123f4d03-7b07-44dc-a138-b0969a744016" xsi:nil="true"/>
-    <_activity xmlns="123f4d03-7b07-44dc-a138-b0969a744016" xsi:nil="true"/>
-    <FolderType xmlns="123f4d03-7b07-44dc-a138-b0969a744016" xsi:nil="true"/>
-    <Students xmlns="123f4d03-7b07-44dc-a138-b0969a744016">
-      <UserInfo>
-        <DisplayName/>
-        <AccountId xsi:nil="true"/>
-        <AccountType/>
-      </UserInfo>
-    </Students>
-    <AppVersion xmlns="123f4d03-7b07-44dc-a138-b0969a744016" xsi:nil="true"/>
-    <Is_Collaboration_Space_Locked xmlns="123f4d03-7b07-44dc-a138-b0969a744016" xsi:nil="true"/>
-    <Math_Settings xmlns="123f4d03-7b07-44dc-a138-b0969a744016" xsi:nil="true"/>
-    <Student_Groups xmlns="123f4d03-7b07-44dc-a138-b0969a744016">
-      <UserInfo>
-        <DisplayName/>
-        <AccountId xsi:nil="true"/>
-        <AccountType/>
-      </UserInfo>
-    </Student_Groups>
-    <Teams_Channel_Section_Location xmlns="123f4d03-7b07-44dc-a138-b0969a744016" xsi:nil="true"/>
-    <Has_Teacher_Only_SectionGroup xmlns="123f4d03-7b07-44dc-a138-b0969a744016" xsi:nil="true"/>
-    <Owner xmlns="123f4d03-7b07-44dc-a138-b0969a744016">
-      <UserInfo>
-        <DisplayName/>
-        <AccountId xsi:nil="true"/>
-        <AccountType/>
-      </UserInfo>
-    </Owner>
-    <DefaultSectionNames xmlns="123f4d03-7b07-44dc-a138-b0969a744016" xsi:nil="true"/>
-    <Templates xmlns="123f4d03-7b07-44dc-a138-b0969a744016" xsi:nil="true"/>
-    <NotebookType xmlns="123f4d03-7b07-44dc-a138-b0969a744016" xsi:nil="true"/>
-    <Teachers xmlns="123f4d03-7b07-44dc-a138-b0969a744016">
-      <UserInfo>
-        <DisplayName/>
-        <AccountId xsi:nil="true"/>
-        <AccountType/>
-      </UserInfo>
-    </Teachers>
-    <LMS_Mappings xmlns="123f4d03-7b07-44dc-a138-b0969a744016" xsi:nil="true"/>
-    <Invited_Teachers xmlns="123f4d03-7b07-44dc-a138-b0969a744016" xsi:nil="true"/>
-    <Invited_Students xmlns="123f4d03-7b07-44dc-a138-b0969a744016" xsi:nil="true"/>
-    <IsNotebookLocked xmlns="123f4d03-7b07-44dc-a138-b0969a744016" xsi:nil="true"/>
-    <Self_Registration_Enabled xmlns="123f4d03-7b07-44dc-a138-b0969a744016" xsi:nil="true"/>
-    <CultureName xmlns="123f4d03-7b07-44dc-a138-b0969a744016" xsi:nil="true"/>
-    <Distribution_Groups xmlns="123f4d03-7b07-44dc-a138-b0969a744016" xsi:nil="true"/>
-  </documentManagement>
-</p:properties>
-</file>
-
-<file path=customXml/item2.xml><?xml version="1.0" encoding="utf-8"?>
-<?mso-contentType ?>
-<FormTemplates xmlns="http://schemas.microsoft.com/sharepoint/v3/contenttype/forms">
-  <Display>DocumentLibraryForm</Display>
-  <Edit>DocumentLibraryForm</Edit>
-  <New>DocumentLibraryForm</New>
-</FormTemplates>
-</file>
-
-<file path=customXml/item3.xml><?xml version="1.0" encoding="utf-8"?>
 <ct:contentTypeSchema xmlns:ct="http://schemas.microsoft.com/office/2006/metadata/contentType" xmlns:ma="http://schemas.microsoft.com/office/2006/metadata/properties/metaAttributes" ct:_="" ma:_="" ma:contentTypeName="Documento" ma:contentTypeID="0x010100FA200DCBB5BA5C42AA8F3EF7F215457E" ma:contentTypeVersion="27" ma:contentTypeDescription="Crear nuevo documento." ma:contentTypeScope="" ma:versionID="cfe7388704a7f0419c7bc9cbc7ff2b27">
   <xsd:schema xmlns:xsd="http://www.w3.org/2001/XMLSchema" xmlns:xs="http://www.w3.org/2001/XMLSchema" xmlns:p="http://schemas.microsoft.com/office/2006/metadata/properties" xmlns:ns3="123f4d03-7b07-44dc-a138-b0969a744016" targetNamespace="http://schemas.microsoft.com/office/2006/metadata/properties" ma:root="true" ma:fieldsID="a3bb119d952316df579f78b192438a57" ns3:_="">
     <xsd:import namespace="123f4d03-7b07-44dc-a138-b0969a744016"/>
@@ -2895,25 +2848,69 @@
 </ct:contentTypeSchema>
 </file>
 
-<file path=customXml/itemProps1.xml><?xml version="1.0" encoding="utf-8"?>
-<ds:datastoreItem xmlns:ds="http://schemas.openxmlformats.org/officeDocument/2006/customXml" ds:itemID="{7C28609A-C736-43A4-A757-7D477A1A9A1E}">
-  <ds:schemaRefs>
-    <ds:schemaRef ds:uri="http://schemas.microsoft.com/office/2006/metadata/properties"/>
-    <ds:schemaRef ds:uri="http://schemas.microsoft.com/office/infopath/2007/PartnerControls"/>
-    <ds:schemaRef ds:uri="123f4d03-7b07-44dc-a138-b0969a744016"/>
-  </ds:schemaRefs>
-</ds:datastoreItem>
+<file path=customXml/item2.xml><?xml version="1.0" encoding="utf-8"?>
+<?mso-contentType ?>
+<FormTemplates xmlns="http://schemas.microsoft.com/sharepoint/v3/contenttype/forms">
+  <Display>DocumentLibraryForm</Display>
+  <Edit>DocumentLibraryForm</Edit>
+  <New>DocumentLibraryForm</New>
+</FormTemplates>
 </file>
 
-<file path=customXml/itemProps2.xml><?xml version="1.0" encoding="utf-8"?>
-<ds:datastoreItem xmlns:ds="http://schemas.openxmlformats.org/officeDocument/2006/customXml" ds:itemID="{FFDDCC12-2700-4041-AB8C-17AD2EFEA8A5}">
-  <ds:schemaRefs>
-    <ds:schemaRef ds:uri="http://schemas.microsoft.com/sharepoint/v3/contenttype/forms"/>
-  </ds:schemaRefs>
-</ds:datastoreItem>
+<file path=customXml/item3.xml><?xml version="1.0" encoding="utf-8"?>
+<p:properties xmlns:p="http://schemas.microsoft.com/office/2006/metadata/properties" xmlns:xsi="http://www.w3.org/2001/XMLSchema-instance" xmlns:pc="http://schemas.microsoft.com/office/infopath/2007/PartnerControls">
+  <documentManagement>
+    <TeamsChannelId xmlns="123f4d03-7b07-44dc-a138-b0969a744016" xsi:nil="true"/>
+    <_activity xmlns="123f4d03-7b07-44dc-a138-b0969a744016" xsi:nil="true"/>
+    <FolderType xmlns="123f4d03-7b07-44dc-a138-b0969a744016" xsi:nil="true"/>
+    <Students xmlns="123f4d03-7b07-44dc-a138-b0969a744016">
+      <UserInfo>
+        <DisplayName/>
+        <AccountId xsi:nil="true"/>
+        <AccountType/>
+      </UserInfo>
+    </Students>
+    <AppVersion xmlns="123f4d03-7b07-44dc-a138-b0969a744016" xsi:nil="true"/>
+    <Is_Collaboration_Space_Locked xmlns="123f4d03-7b07-44dc-a138-b0969a744016" xsi:nil="true"/>
+    <Math_Settings xmlns="123f4d03-7b07-44dc-a138-b0969a744016" xsi:nil="true"/>
+    <Student_Groups xmlns="123f4d03-7b07-44dc-a138-b0969a744016">
+      <UserInfo>
+        <DisplayName/>
+        <AccountId xsi:nil="true"/>
+        <AccountType/>
+      </UserInfo>
+    </Student_Groups>
+    <Teams_Channel_Section_Location xmlns="123f4d03-7b07-44dc-a138-b0969a744016" xsi:nil="true"/>
+    <Has_Teacher_Only_SectionGroup xmlns="123f4d03-7b07-44dc-a138-b0969a744016" xsi:nil="true"/>
+    <Owner xmlns="123f4d03-7b07-44dc-a138-b0969a744016">
+      <UserInfo>
+        <DisplayName/>
+        <AccountId xsi:nil="true"/>
+        <AccountType/>
+      </UserInfo>
+    </Owner>
+    <DefaultSectionNames xmlns="123f4d03-7b07-44dc-a138-b0969a744016" xsi:nil="true"/>
+    <Templates xmlns="123f4d03-7b07-44dc-a138-b0969a744016" xsi:nil="true"/>
+    <NotebookType xmlns="123f4d03-7b07-44dc-a138-b0969a744016" xsi:nil="true"/>
+    <Teachers xmlns="123f4d03-7b07-44dc-a138-b0969a744016">
+      <UserInfo>
+        <DisplayName/>
+        <AccountId xsi:nil="true"/>
+        <AccountType/>
+      </UserInfo>
+    </Teachers>
+    <LMS_Mappings xmlns="123f4d03-7b07-44dc-a138-b0969a744016" xsi:nil="true"/>
+    <Invited_Teachers xmlns="123f4d03-7b07-44dc-a138-b0969a744016" xsi:nil="true"/>
+    <Invited_Students xmlns="123f4d03-7b07-44dc-a138-b0969a744016" xsi:nil="true"/>
+    <IsNotebookLocked xmlns="123f4d03-7b07-44dc-a138-b0969a744016" xsi:nil="true"/>
+    <Self_Registration_Enabled xmlns="123f4d03-7b07-44dc-a138-b0969a744016" xsi:nil="true"/>
+    <CultureName xmlns="123f4d03-7b07-44dc-a138-b0969a744016" xsi:nil="true"/>
+    <Distribution_Groups xmlns="123f4d03-7b07-44dc-a138-b0969a744016" xsi:nil="true"/>
+  </documentManagement>
+</p:properties>
 </file>
 
-<file path=customXml/itemProps3.xml><?xml version="1.0" encoding="utf-8"?>
+<file path=customXml/itemProps1.xml><?xml version="1.0" encoding="utf-8"?>
 <ds:datastoreItem xmlns:ds="http://schemas.openxmlformats.org/officeDocument/2006/customXml" ds:itemID="{59E4331A-3F5D-4967-BC36-43AE4CEC0D0C}">
   <ds:schemaRefs>
     <ds:schemaRef ds:uri="http://schemas.microsoft.com/office/2006/metadata/contentType"/>
@@ -2929,4 +2926,22 @@
     <ds:schemaRef ds:uri="http://schemas.microsoft.com/internal/obd"/>
   </ds:schemaRefs>
 </ds:datastoreItem>
+</file>
+
+<file path=customXml/itemProps2.xml><?xml version="1.0" encoding="utf-8"?>
+<ds:datastoreItem xmlns:ds="http://schemas.openxmlformats.org/officeDocument/2006/customXml" ds:itemID="{FFDDCC12-2700-4041-AB8C-17AD2EFEA8A5}">
+  <ds:schemaRefs>
+    <ds:schemaRef ds:uri="http://schemas.microsoft.com/sharepoint/v3/contenttype/forms"/>
+  </ds:schemaRefs>
+</ds:datastoreItem>
+</file>
+
+<file path=customXml/itemProps3.xml><?xml version="1.0" encoding="utf-8"?>
+<ds:datastoreItem xmlns:ds="http://schemas.openxmlformats.org/officeDocument/2006/customXml" ds:itemID="{7C28609A-C736-43A4-A757-7D477A1A9A1E}">
+  <ds:schemaRefs>
+    <ds:schemaRef ds:uri="http://schemas.microsoft.com/office/2006/metadata/properties"/>
+    <ds:schemaRef ds:uri="http://schemas.microsoft.com/office/infopath/2007/PartnerControls"/>
+    <ds:schemaRef ds:uri="123f4d03-7b07-44dc-a138-b0969a744016"/>
+  </ds:schemaRefs>
+</ds:datastoreItem>
 </file>